--- a/submission/manuscript.docx
+++ b/submission/manuscript.docx
@@ -122,14 +122,35 @@
         </w:rPr>
         <w:t>Gregory Johnson Jr., Sarah L. Westcott, Patrick D. Schloss</w:t>
       </w:r>
-      <w:r>
-        <w:rPr>
-          <w:rFonts w:ascii="Arial" w:hAnsi="Arial" w:cs="Arial"/>
-          <w:color w:val="000000" w:themeColor="text1"/>
-          <w:sz w:val="22"/>
-          <w:szCs w:val="22"/>
-        </w:rPr>
-        <w:t>*</w:t>
+    </w:p>
+    <w:p>
+      <w:pPr>
+        <w:pStyle w:val="BodyText"/>
+        <w:spacing w:line="480" w:lineRule="auto"/>
+        <w:rPr>
+          <w:rFonts w:ascii="Arial" w:hAnsi="Arial" w:cs="Arial"/>
+          <w:color w:val="000000" w:themeColor="text1"/>
+          <w:sz w:val="22"/>
+          <w:szCs w:val="22"/>
+        </w:rPr>
+      </w:pPr>
+      <w:r>
+        <w:rPr>
+          <w:rFonts w:ascii="Arial" w:hAnsi="Arial" w:cs="Arial"/>
+          <w:color w:val="000000" w:themeColor="text1"/>
+          <w:sz w:val="22"/>
+          <w:szCs w:val="22"/>
+        </w:rPr>
+        <w:t>To whom correspondence should be addressed</w:t>
+      </w:r>
+      <w:r>
+        <w:rPr>
+          <w:rFonts w:ascii="Arial" w:hAnsi="Arial" w:cs="Arial"/>
+          <w:color w:val="000000" w:themeColor="text1"/>
+          <w:sz w:val="22"/>
+          <w:szCs w:val="22"/>
+        </w:rPr>
+        <w:br/>
       </w:r>
     </w:p>
     <w:p>
@@ -155,6 +176,35 @@
           <w:szCs w:val="22"/>
         </w:rPr>
       </w:pPr>
+      <w:r>
+        <w:rPr>
+          <w:rFonts w:ascii="Arial" w:hAnsi="Arial" w:cs="Arial"/>
+          <w:color w:val="000000" w:themeColor="text1"/>
+          <w:sz w:val="22"/>
+          <w:szCs w:val="22"/>
+        </w:rPr>
+        <w:t>Department of Microbiology &amp; Immunology</w:t>
+      </w:r>
+      <w:r>
+        <w:rPr>
+          <w:rFonts w:ascii="Arial" w:hAnsi="Arial" w:cs="Arial"/>
+          <w:color w:val="000000" w:themeColor="text1"/>
+          <w:sz w:val="22"/>
+          <w:szCs w:val="22"/>
+        </w:rPr>
+        <w:br/>
+        <w:t>University of Michigan</w:t>
+      </w:r>
+      <w:r>
+        <w:rPr>
+          <w:rFonts w:ascii="Arial" w:hAnsi="Arial" w:cs="Arial"/>
+          <w:color w:val="000000" w:themeColor="text1"/>
+          <w:sz w:val="22"/>
+          <w:szCs w:val="22"/>
+        </w:rPr>
+        <w:br/>
+        <w:t>Ann Arbor, MI 48109</w:t>
+      </w:r>
     </w:p>
     <w:p>
       <w:pPr>
@@ -167,74 +217,6 @@
           <w:szCs w:val="22"/>
         </w:rPr>
       </w:pPr>
-      <w:r>
-        <w:rPr>
-          <w:rFonts w:ascii="Arial" w:hAnsi="Arial" w:cs="Arial"/>
-          <w:color w:val="000000" w:themeColor="text1"/>
-          <w:sz w:val="22"/>
-          <w:szCs w:val="22"/>
-        </w:rPr>
-        <w:t xml:space="preserve">* </w:t>
-      </w:r>
-      <w:r>
-        <w:rPr>
-          <w:rFonts w:ascii="Arial" w:hAnsi="Arial" w:cs="Arial"/>
-          <w:color w:val="000000" w:themeColor="text1"/>
-          <w:sz w:val="22"/>
-          <w:szCs w:val="22"/>
-        </w:rPr>
-        <w:t>To whom correspondence should be addressed</w:t>
-      </w:r>
-      <w:r>
-        <w:rPr>
-          <w:rFonts w:ascii="Arial" w:hAnsi="Arial" w:cs="Arial"/>
-          <w:color w:val="000000" w:themeColor="text1"/>
-          <w:sz w:val="22"/>
-          <w:szCs w:val="22"/>
-        </w:rPr>
-        <w:br/>
-      </w:r>
-    </w:p>
-    <w:p>
-      <w:pPr>
-        <w:pStyle w:val="BodyText"/>
-        <w:spacing w:line="480" w:lineRule="auto"/>
-        <w:rPr>
-          <w:rFonts w:ascii="Arial" w:hAnsi="Arial" w:cs="Arial"/>
-          <w:color w:val="000000" w:themeColor="text1"/>
-          <w:sz w:val="22"/>
-          <w:szCs w:val="22"/>
-        </w:rPr>
-      </w:pPr>
-      <w:r>
-        <w:rPr>
-          <w:rFonts w:ascii="Arial" w:hAnsi="Arial" w:cs="Arial"/>
-          <w:color w:val="000000" w:themeColor="text1"/>
-          <w:sz w:val="22"/>
-          <w:szCs w:val="22"/>
-        </w:rPr>
-        <w:t>Department of Microbiology &amp; Immunology</w:t>
-      </w:r>
-      <w:r>
-        <w:rPr>
-          <w:rFonts w:ascii="Arial" w:hAnsi="Arial" w:cs="Arial"/>
-          <w:color w:val="000000" w:themeColor="text1"/>
-          <w:sz w:val="22"/>
-          <w:szCs w:val="22"/>
-        </w:rPr>
-        <w:br/>
-        <w:t>University of Michigan</w:t>
-      </w:r>
-      <w:r>
-        <w:rPr>
-          <w:rFonts w:ascii="Arial" w:hAnsi="Arial" w:cs="Arial"/>
-          <w:color w:val="000000" w:themeColor="text1"/>
-          <w:sz w:val="22"/>
-          <w:szCs w:val="22"/>
-        </w:rPr>
-        <w:br/>
-        <w:t>Ann Arbor, MI 48109</w:t>
-      </w:r>
     </w:p>
     <w:p>
       <w:pPr>
@@ -301,8 +283,8 @@
           <w:b/>
           <w:bCs/>
           <w:color w:val="000000" w:themeColor="text1"/>
-          <w:sz w:val="26"/>
-          <w:szCs w:val="26"/>
+          <w:sz w:val="22"/>
+          <w:szCs w:val="22"/>
         </w:rPr>
       </w:pPr>
       <w:r>
@@ -311,8 +293,8 @@
           <w:b/>
           <w:bCs/>
           <w:color w:val="000000" w:themeColor="text1"/>
-          <w:sz w:val="26"/>
-          <w:szCs w:val="26"/>
+          <w:sz w:val="22"/>
+          <w:szCs w:val="22"/>
         </w:rPr>
         <w:lastRenderedPageBreak/>
         <w:t>Abstract</w:t>
@@ -372,6 +354,7 @@
         <w:sectPr>
           <w:pgSz w:w="12240" w:h="15840"/>
           <w:pgMar w:top="1440" w:right="1440" w:bottom="1440" w:left="1440" w:header="720" w:footer="720" w:gutter="0"/>
+          <w:lnNumType w:countBy="1" w:restart="continuous"/>
           <w:cols w:space="720"/>
         </w:sectPr>
       </w:pPr>
@@ -387,8 +370,8 @@
           <w:b/>
           <w:bCs/>
           <w:color w:val="000000" w:themeColor="text1"/>
-          <w:sz w:val="26"/>
-          <w:szCs w:val="26"/>
+          <w:sz w:val="22"/>
+          <w:szCs w:val="22"/>
         </w:rPr>
       </w:pPr>
       <w:r>
@@ -397,8 +380,8 @@
           <w:b/>
           <w:bCs/>
           <w:color w:val="000000" w:themeColor="text1"/>
-          <w:sz w:val="26"/>
-          <w:szCs w:val="26"/>
+          <w:sz w:val="22"/>
+          <w:szCs w:val="22"/>
         </w:rPr>
         <w:lastRenderedPageBreak/>
         <w:t>Announcement</w:t>
@@ -448,7 +431,73 @@
     <w:p>
       <w:pPr>
         <w:pStyle w:val="BodyText"/>
+        <w:spacing w:line="480" w:lineRule="auto"/>
+        <w:rPr>
+          <w:rFonts w:ascii="Arial" w:hAnsi="Arial" w:cs="Arial"/>
+          <w:color w:val="000000" w:themeColor="text1"/>
+          <w:sz w:val="22"/>
+          <w:szCs w:val="22"/>
+        </w:rPr>
       </w:pPr>
+      <w:r>
+        <w:rPr>
+          <w:rFonts w:ascii="Arial" w:hAnsi="Arial" w:cs="Arial"/>
+          <w:color w:val="000000" w:themeColor="text1"/>
+          <w:sz w:val="22"/>
+          <w:szCs w:val="22"/>
+        </w:rPr>
+        <w:t xml:space="preserve">The </w:t>
+      </w:r>
+      <w:proofErr w:type="spellStart"/>
+      <w:r>
+        <w:rPr>
+          <w:rFonts w:ascii="Arial" w:hAnsi="Arial" w:cs="Arial"/>
+          <w:color w:val="000000" w:themeColor="text1"/>
+          <w:sz w:val="22"/>
+          <w:szCs w:val="22"/>
+        </w:rPr>
+        <w:t>clustur</w:t>
+      </w:r>
+      <w:proofErr w:type="spellEnd"/>
+      <w:r>
+        <w:rPr>
+          <w:rFonts w:ascii="Arial" w:hAnsi="Arial" w:cs="Arial"/>
+          <w:color w:val="000000" w:themeColor="text1"/>
+          <w:sz w:val="22"/>
+          <w:szCs w:val="22"/>
+        </w:rPr>
+        <w:t xml:space="preserve"> R package implements the </w:t>
+      </w:r>
+      <w:r>
+        <w:rPr>
+          <w:rFonts w:ascii="Arial" w:hAnsi="Arial" w:cs="Arial"/>
+          <w:i/>
+          <w:iCs/>
+          <w:color w:val="000000" w:themeColor="text1"/>
+          <w:sz w:val="22"/>
+          <w:szCs w:val="22"/>
+        </w:rPr>
+        <w:t>de novo</w:t>
+      </w:r>
+      <w:r>
+        <w:rPr>
+          <w:rFonts w:ascii="Arial" w:hAnsi="Arial" w:cs="Arial"/>
+          <w:color w:val="000000" w:themeColor="text1"/>
+          <w:sz w:val="22"/>
+          <w:szCs w:val="22"/>
+        </w:rPr>
+        <w:t xml:space="preserve"> clustering algorithms implemented in mothur. The package name references its focus on clustering and the names of its predecessors DOTUR and mothur (10, 12). This package was developed to help address two issues. First, users would be able to more easily integrate the type of analysis that mothur specializes in with popular analysis and visualization packages within the R package ecosystem. Second, by making the code behind mothur’s clustering functions accessible through the R language, we hope to encourage further development of the algorithms behind these functions and analyses based on the output of the functions. The clustur package implements hierarchical clustering algorithms including the furthest, nearest, unweighted (i.e. average), and weighted neighbor clustering algorithms and the OptiClust algorithm. Functions implementing the hierarchical algorithms already exist within R; however, their implementations within clustur make use of a sparse input distance matrix and output data for a single distance threshold. The benefits of censoring distances larger than the threshold and only outputting data for a single threshold include a smaller memory requirement and faster execution times (4). clustur makes use of the </w:t>
+      </w:r>
+      <w:r>
+        <w:rPr>
+          <w:rFonts w:ascii="Arial" w:hAnsi="Arial" w:cs="Arial"/>
+          <w:color w:val="000000" w:themeColor="text1"/>
+          <w:sz w:val="22"/>
+          <w:szCs w:val="22"/>
+        </w:rPr>
+        <w:lastRenderedPageBreak/>
+        <w:t>Rcpp R package to implement C++ code originally written for the mothur software package to preserve the speed of the functions.</w:t>
+      </w:r>
     </w:p>
     <w:p>
       <w:pPr>
@@ -468,69 +517,6 @@
           <w:sz w:val="22"/>
           <w:szCs w:val="22"/>
         </w:rPr>
-        <w:t xml:space="preserve">The clustur R package implements the </w:t>
-      </w:r>
-      <w:r>
-        <w:rPr>
-          <w:rFonts w:ascii="Arial" w:hAnsi="Arial" w:cs="Arial"/>
-          <w:i/>
-          <w:iCs/>
-          <w:color w:val="000000" w:themeColor="text1"/>
-          <w:sz w:val="22"/>
-          <w:szCs w:val="22"/>
-        </w:rPr>
-        <w:t>de novo</w:t>
-      </w:r>
-      <w:r>
-        <w:rPr>
-          <w:rFonts w:ascii="Arial" w:hAnsi="Arial" w:cs="Arial"/>
-          <w:color w:val="000000" w:themeColor="text1"/>
-          <w:sz w:val="22"/>
-          <w:szCs w:val="22"/>
-        </w:rPr>
-        <w:t xml:space="preserve"> clustering algorithms implemented in mothur. The package name references its focus on clustering and the names of its predecessors DOTUR and mothur (10, 12). This package was developed to help address two issues. First, users would be able to more easily integrate the type of analysis that mothur specializes in with popular analysis and visualization packages within the R package ecosystem. Second, by making the code behind mothur’s clustering functions accessible through the R language, we hope to encourage further development of the algorithms behind these functions and analyses based on the output of the functions. The clustur package implements hierarchical clustering algorithms including the furthest, nearest, unweighted (i.e. average), and weighted neighbor clustering algorithms and the OptiClust algorithm. Functions implementing the hierarchical algorithms already exist within R; however, their implementations within clustur make use of a sparse input distance matrix and output data for a single distance threshold. The benefits of censoring distances larger than the threshold and only outputting data for a single threshold include a smaller memory requirement and faster execution times (4). clustur makes use of the </w:t>
-      </w:r>
-      <w:r>
-        <w:rPr>
-          <w:rFonts w:ascii="Arial" w:hAnsi="Arial" w:cs="Arial"/>
-          <w:color w:val="000000" w:themeColor="text1"/>
-          <w:sz w:val="22"/>
-          <w:szCs w:val="22"/>
-        </w:rPr>
-        <w:lastRenderedPageBreak/>
-        <w:t>Rcpp R package to implement C++ code originally written for the mothur software package to preserve the speed of the functions.</w:t>
-      </w:r>
-    </w:p>
-    <w:p>
-      <w:pPr>
-        <w:pStyle w:val="BodyText"/>
-        <w:spacing w:line="480" w:lineRule="auto"/>
-        <w:rPr>
-          <w:rFonts w:ascii="Arial" w:hAnsi="Arial" w:cs="Arial"/>
-          <w:color w:val="000000" w:themeColor="text1"/>
-          <w:sz w:val="22"/>
-          <w:szCs w:val="22"/>
-        </w:rPr>
-      </w:pPr>
-    </w:p>
-    <w:p>
-      <w:pPr>
-        <w:pStyle w:val="BodyText"/>
-        <w:spacing w:line="480" w:lineRule="auto"/>
-        <w:rPr>
-          <w:rFonts w:ascii="Arial" w:hAnsi="Arial" w:cs="Arial"/>
-          <w:color w:val="000000" w:themeColor="text1"/>
-          <w:sz w:val="22"/>
-          <w:szCs w:val="22"/>
-        </w:rPr>
-      </w:pPr>
-      <w:r>
-        <w:rPr>
-          <w:rFonts w:ascii="Arial" w:hAnsi="Arial" w:cs="Arial"/>
-          <w:color w:val="000000" w:themeColor="text1"/>
-          <w:sz w:val="22"/>
-          <w:szCs w:val="22"/>
-        </w:rPr>
         <w:t xml:space="preserve">Users can install the clustur package via CRAN or through the devtools package’s install_github function. The primary input to clustur’s functions is a sparse distance matrix and a count file. The sparse distance matrix is a </w:t>
       </w:r>
       <w:proofErr w:type="gramStart"/>
@@ -593,18 +579,6 @@
         </w:rPr>
         <w:t xml:space="preserve"> objects. The first one has two columns indicating the sequences and OTU identifiers. The second displays the abundance of each sequence in each OTU. This has identical functionality to the cluster and make.shared functions from mothur. Detailed vignettes are available within the package to teach users how to install the package, use its functions, and perform downstream analyses including analysis within the vegan and ggplot2 R packages.</w:t>
       </w:r>
-    </w:p>
-    <w:p>
-      <w:pPr>
-        <w:pStyle w:val="BodyText"/>
-        <w:spacing w:line="480" w:lineRule="auto"/>
-        <w:rPr>
-          <w:rFonts w:ascii="Arial" w:hAnsi="Arial" w:cs="Arial"/>
-          <w:color w:val="000000" w:themeColor="text1"/>
-          <w:sz w:val="22"/>
-          <w:szCs w:val="22"/>
-        </w:rPr>
-      </w:pPr>
     </w:p>
     <w:p>
       <w:pPr>
@@ -612,23 +586,35 @@
         <w:spacing w:line="480" w:lineRule="auto"/>
         <w:rPr>
           <w:rFonts w:ascii="Arial" w:hAnsi="Arial" w:cs="Arial"/>
-          <w:b/>
-          <w:bCs/>
-          <w:color w:val="000000" w:themeColor="text1"/>
-          <w:sz w:val="26"/>
-          <w:szCs w:val="26"/>
+          <w:color w:val="000000" w:themeColor="text1"/>
+          <w:sz w:val="22"/>
+          <w:szCs w:val="22"/>
         </w:rPr>
       </w:pPr>
       <w:bookmarkStart w:id="3" w:name="data-availability"/>
       <w:bookmarkEnd w:id="2"/>
-      <w:r>
-        <w:rPr>
-          <w:rFonts w:ascii="Arial" w:hAnsi="Arial" w:cs="Arial"/>
-          <w:b/>
-          <w:bCs/>
-          <w:color w:val="000000" w:themeColor="text1"/>
-          <w:sz w:val="26"/>
-          <w:szCs w:val="26"/>
+    </w:p>
+    <w:p>
+      <w:pPr>
+        <w:pStyle w:val="Heading2"/>
+        <w:spacing w:line="480" w:lineRule="auto"/>
+        <w:rPr>
+          <w:rFonts w:ascii="Arial" w:hAnsi="Arial" w:cs="Arial"/>
+          <w:b/>
+          <w:bCs/>
+          <w:color w:val="000000" w:themeColor="text1"/>
+          <w:sz w:val="22"/>
+          <w:szCs w:val="22"/>
+        </w:rPr>
+      </w:pPr>
+      <w:r>
+        <w:rPr>
+          <w:rFonts w:ascii="Arial" w:hAnsi="Arial" w:cs="Arial"/>
+          <w:b/>
+          <w:bCs/>
+          <w:color w:val="000000" w:themeColor="text1"/>
+          <w:sz w:val="22"/>
+          <w:szCs w:val="22"/>
         </w:rPr>
         <w:t>Data availability</w:t>
       </w:r>
@@ -688,8 +674,8 @@
           <w:b/>
           <w:bCs/>
           <w:color w:val="000000" w:themeColor="text1"/>
-          <w:sz w:val="26"/>
-          <w:szCs w:val="26"/>
+          <w:sz w:val="22"/>
+          <w:szCs w:val="22"/>
         </w:rPr>
       </w:pPr>
       <w:bookmarkStart w:id="4" w:name="acknowledgements"/>
@@ -700,10 +686,9 @@
           <w:b/>
           <w:bCs/>
           <w:color w:val="000000" w:themeColor="text1"/>
-          <w:sz w:val="26"/>
-          <w:szCs w:val="26"/>
-        </w:rPr>
-        <w:lastRenderedPageBreak/>
+          <w:sz w:val="22"/>
+          <w:szCs w:val="22"/>
+        </w:rPr>
         <w:t>Acknowledgements</w:t>
       </w:r>
     </w:p>
@@ -711,12 +696,6 @@
       <w:pPr>
         <w:pStyle w:val="FirstParagraph"/>
         <w:spacing w:line="480" w:lineRule="auto"/>
-        <w:rPr>
-          <w:rFonts w:ascii="Arial" w:hAnsi="Arial" w:cs="Arial"/>
-          <w:color w:val="000000" w:themeColor="text1"/>
-          <w:sz w:val="22"/>
-          <w:szCs w:val="22"/>
-        </w:rPr>
       </w:pPr>
       <w:r>
         <w:rPr>
@@ -734,6 +713,8 @@
         <w:spacing w:line="480" w:lineRule="auto"/>
         <w:rPr>
           <w:rFonts w:ascii="Arial" w:hAnsi="Arial" w:cs="Arial"/>
+          <w:b/>
+          <w:bCs/>
           <w:color w:val="000000" w:themeColor="text1"/>
           <w:sz w:val="22"/>
           <w:szCs w:val="22"/>
@@ -741,6 +722,7 @@
         <w:sectPr>
           <w:pgSz w:w="12240" w:h="15840"/>
           <w:pgMar w:top="1440" w:right="1440" w:bottom="1440" w:left="1440" w:header="720" w:footer="720" w:gutter="0"/>
+          <w:lnNumType w:countBy="1" w:restart="continuous"/>
           <w:cols w:space="720"/>
         </w:sectPr>
       </w:pPr>
@@ -756,8 +738,8 @@
           <w:b/>
           <w:bCs/>
           <w:color w:val="000000" w:themeColor="text1"/>
-          <w:sz w:val="26"/>
-          <w:szCs w:val="26"/>
+          <w:sz w:val="22"/>
+          <w:szCs w:val="22"/>
         </w:rPr>
       </w:pPr>
       <w:r>
@@ -766,8 +748,8 @@
           <w:b/>
           <w:bCs/>
           <w:color w:val="000000" w:themeColor="text1"/>
-          <w:sz w:val="26"/>
-          <w:szCs w:val="26"/>
+          <w:sz w:val="22"/>
+          <w:szCs w:val="22"/>
         </w:rPr>
         <w:lastRenderedPageBreak/>
         <w:t>References</w:t>
@@ -2168,27 +2150,7 @@
             <w:sz w:val="22"/>
             <w:szCs w:val="22"/>
           </w:rPr>
-          <w:t>10</w:t>
-        </w:r>
-        <w:r>
-          <w:rPr>
-            <w:rStyle w:val="Hyperlink"/>
-            <w:rFonts w:ascii="Arial" w:hAnsi="Arial" w:cs="Arial"/>
-            <w:color w:val="000000" w:themeColor="text1"/>
-            <w:sz w:val="22"/>
-            <w:szCs w:val="22"/>
-          </w:rPr>
-          <w:t>.</w:t>
-        </w:r>
-        <w:r>
-          <w:rPr>
-            <w:rStyle w:val="Hyperlink"/>
-            <w:rFonts w:ascii="Arial" w:hAnsi="Arial" w:cs="Arial"/>
-            <w:color w:val="000000" w:themeColor="text1"/>
-            <w:sz w:val="22"/>
-            <w:szCs w:val="22"/>
-          </w:rPr>
-          <w:t>1128/msystems.00003-15</w:t>
+          <w:t>10.1128/msystems.00003-15</w:t>
         </w:r>
       </w:hyperlink>
       <w:r>
@@ -5305,6 +5267,7 @@
     <w:sectPr>
       <w:pgSz w:w="12240" w:h="15840"/>
       <w:pgMar w:top="1440" w:right="1440" w:bottom="1440" w:left="1440" w:header="720" w:footer="720" w:gutter="0"/>
+      <w:lnNumType w:countBy="1" w:restart="continuous"/>
       <w:cols w:space="720"/>
     </w:sectPr>
   </w:body>
@@ -5343,7 +5306,7 @@
       <w:rPr>
         <w:rStyle w:val="PageNumber"/>
       </w:rPr>
-      <w:id w:val="-1140423289"/>
+      <w:id w:val="-1282882641"/>
       <w:docPartObj>
         <w:docPartGallery w:val="Page Numbers (Bottom of Page)"/>
         <w:docPartUnique/>
@@ -5394,7 +5357,7 @@
       <w:rPr>
         <w:rStyle w:val="PageNumber"/>
       </w:rPr>
-      <w:id w:val="-1910145366"/>
+      <w:id w:val="-455806582"/>
       <w:docPartObj>
         <w:docPartGallery w:val="Page Numbers (Bottom of Page)"/>
         <w:docPartUnique/>
@@ -5481,7 +5444,7 @@
   <w:abstractNum w:abstractNumId="0" w15:restartNumberingAfterBreak="0">
     <w:nsid w:val="0000A990"/>
     <w:multiLevelType w:val="multilevel"/>
-    <w:tmpl w:val="A65EFE4A"/>
+    <w:tmpl w:val="08B66AE2"/>
     <w:lvl w:ilvl="0">
       <w:numFmt w:val="bullet"/>
       <w:lvlText w:val=" "/>
@@ -5555,7 +5518,7 @@
       </w:pPr>
     </w:lvl>
   </w:abstractNum>
-  <w:num w:numId="1" w16cid:durableId="776602728">
+  <w:num w:numId="1" w16cid:durableId="230653527">
     <w:abstractNumId w:val="0"/>
   </w:num>
 </w:numbering>
@@ -6028,7 +5991,6 @@
   <w:style w:type="character" w:default="1" w:styleId="DefaultParagraphFont">
     <w:name w:val="Default Paragraph Font"/>
     <w:uiPriority w:val="1"/>
-    <w:semiHidden/>
     <w:unhideWhenUsed/>
   </w:style>
   <w:style w:type="table" w:default="1" w:styleId="TableNormal">
@@ -6796,16 +6758,11 @@
       <w:shd w:val="clear" w:color="auto" w:fill="F1F3F5"/>
     </w:rPr>
   </w:style>
-  <w:style w:type="character" w:styleId="LineNumber">
-    <w:name w:val="line number"/>
-    <w:basedOn w:val="DefaultParagraphFont"/>
-    <w:rsid w:val="00E52389"/>
-  </w:style>
   <w:style w:type="paragraph" w:styleId="Footer">
     <w:name w:val="footer"/>
     <w:basedOn w:val="Normal"/>
     <w:link w:val="FooterChar"/>
-    <w:rsid w:val="00E52389"/>
+    <w:rsid w:val="00711A62"/>
     <w:pPr>
       <w:tabs>
         <w:tab w:val="center" w:pos="4680"/>
@@ -6818,12 +6775,17 @@
     <w:name w:val="Footer Char"/>
     <w:basedOn w:val="DefaultParagraphFont"/>
     <w:link w:val="Footer"/>
-    <w:rsid w:val="00E52389"/>
+    <w:rsid w:val="00711A62"/>
   </w:style>
   <w:style w:type="character" w:styleId="PageNumber">
     <w:name w:val="page number"/>
     <w:basedOn w:val="DefaultParagraphFont"/>
-    <w:rsid w:val="00E52389"/>
+    <w:rsid w:val="00711A62"/>
+  </w:style>
+  <w:style w:type="character" w:styleId="LineNumber">
+    <w:name w:val="line number"/>
+    <w:basedOn w:val="DefaultParagraphFont"/>
+    <w:rsid w:val="00711A62"/>
   </w:style>
 </w:styles>
 </file>

--- a/submission/manuscript.docx
+++ b/submission/manuscript.docx
@@ -150,6 +150,15 @@
           <w:sz w:val="22"/>
           <w:szCs w:val="22"/>
         </w:rPr>
+        <w:t>7</w:t>
+      </w:r>
+      <w:r>
+        <w:rPr>
+          <w:rFonts w:ascii="Arial" w:hAnsi="Arial" w:cs="Arial"/>
+          <w:color w:val="000000" w:themeColor="text1"/>
+          <w:sz w:val="22"/>
+          <w:szCs w:val="22"/>
+        </w:rPr>
         <w:br/>
       </w:r>
     </w:p>
@@ -621,43 +630,16 @@
     </w:p>
     <w:p>
       <w:pPr>
-        <w:pStyle w:val="FirstParagraph"/>
+        <w:pStyle w:val="BodyText"/>
         <w:spacing w:line="480" w:lineRule="auto"/>
-        <w:rPr>
-          <w:rFonts w:ascii="Arial" w:hAnsi="Arial" w:cs="Arial"/>
-          <w:color w:val="000000" w:themeColor="text1"/>
-          <w:sz w:val="22"/>
-          <w:szCs w:val="22"/>
-        </w:rPr>
       </w:pPr>
-      <w:r>
-        <w:rPr>
-          <w:rFonts w:ascii="Arial" w:hAnsi="Arial" w:cs="Arial"/>
-          <w:color w:val="000000" w:themeColor="text1"/>
-          <w:sz w:val="22"/>
-          <w:szCs w:val="22"/>
-        </w:rPr>
-        <w:t xml:space="preserve">clustur is available through CRAN and developmental versions are available through the project’s GitHub website (https://github.com/schlosslab/clustur). The package is available under the MIT </w:t>
-      </w:r>
-      <w:proofErr w:type="gramStart"/>
-      <w:r>
-        <w:rPr>
-          <w:rFonts w:ascii="Arial" w:hAnsi="Arial" w:cs="Arial"/>
-          <w:color w:val="000000" w:themeColor="text1"/>
-          <w:sz w:val="22"/>
-          <w:szCs w:val="22"/>
-        </w:rPr>
-        <w:t>open source</w:t>
-      </w:r>
-      <w:proofErr w:type="gramEnd"/>
-      <w:r>
-        <w:rPr>
-          <w:rFonts w:ascii="Arial" w:hAnsi="Arial" w:cs="Arial"/>
-          <w:color w:val="000000" w:themeColor="text1"/>
-          <w:sz w:val="22"/>
-          <w:szCs w:val="22"/>
-        </w:rPr>
-        <w:t xml:space="preserve"> license.</w:t>
+      <w:proofErr w:type="spellStart"/>
+      <w:r>
+        <w:t>clustur</w:t>
+      </w:r>
+      <w:proofErr w:type="spellEnd"/>
+      <w:r>
+        <w:t xml:space="preserve"> is available through CRAN and developmental versions are available through the project’s GitHub website (https://github.com/schlosslab/clustur). The package is available under the GNU General Public License (v3.0).</w:t>
       </w:r>
     </w:p>
     <w:p>
@@ -5991,6 +5973,7 @@
   <w:style w:type="character" w:default="1" w:styleId="DefaultParagraphFont">
     <w:name w:val="Default Paragraph Font"/>
     <w:uiPriority w:val="1"/>
+    <w:semiHidden/>
     <w:unhideWhenUsed/>
   </w:style>
   <w:style w:type="table" w:default="1" w:styleId="TableNormal">
